--- a/реферат.docx
+++ b/реферат.docx
@@ -7,11 +7,15 @@
         <w:jc w:val="center"/>
         <w:rPr>
           <w:rFonts w:ascii="Times New Roman" w:hAnsi="Times New Roman" w:cs="Times New Roman"/>
-        </w:rPr>
-      </w:pPr>
-      <w:r>
-        <w:rPr>
-          <w:rFonts w:ascii="Times New Roman" w:hAnsi="Times New Roman" w:cs="Times New Roman"/>
+          <w:sz w:val="28"/>
+          <w:szCs w:val="28"/>
+        </w:rPr>
+      </w:pPr>
+      <w:r>
+        <w:rPr>
+          <w:rFonts w:ascii="Times New Roman" w:hAnsi="Times New Roman" w:cs="Times New Roman"/>
+          <w:sz w:val="28"/>
+          <w:szCs w:val="28"/>
         </w:rPr>
         <w:t>МИНИСТЕРСТВО ОБРАЗОВАНИЯ И НАУКИ</w:t>
       </w:r>
@@ -21,11 +25,15 @@
         <w:jc w:val="center"/>
         <w:rPr>
           <w:rFonts w:ascii="Times New Roman" w:hAnsi="Times New Roman" w:cs="Times New Roman"/>
-        </w:rPr>
-      </w:pPr>
-      <w:r>
-        <w:rPr>
-          <w:rFonts w:ascii="Times New Roman" w:hAnsi="Times New Roman" w:cs="Times New Roman"/>
+          <w:sz w:val="28"/>
+          <w:szCs w:val="28"/>
+        </w:rPr>
+      </w:pPr>
+      <w:r>
+        <w:rPr>
+          <w:rFonts w:ascii="Times New Roman" w:hAnsi="Times New Roman" w:cs="Times New Roman"/>
+          <w:sz w:val="28"/>
+          <w:szCs w:val="28"/>
         </w:rPr>
         <w:t>РОССИСКОЙ ФЕДЕРАЦИИ</w:t>
       </w:r>
@@ -35,25 +43,65 @@
         <w:jc w:val="center"/>
         <w:rPr>
           <w:rFonts w:ascii="Times New Roman" w:hAnsi="Times New Roman" w:cs="Times New Roman"/>
-        </w:rPr>
-      </w:pPr>
-      <w:r>
-        <w:rPr>
-          <w:rFonts w:ascii="Times New Roman" w:hAnsi="Times New Roman" w:cs="Times New Roman"/>
-        </w:rPr>
-        <w:t>ГБПОУ МО Наро-Фоминской техникум Корпус №2</w:t>
-      </w:r>
-    </w:p>
-    <w:p>
-      <w:pPr>
-        <w:jc w:val="center"/>
-        <w:rPr>
-          <w:rFonts w:ascii="Times New Roman" w:hAnsi="Times New Roman" w:cs="Times New Roman"/>
-        </w:rPr>
-      </w:pPr>
-      <w:r>
-        <w:rPr>
-          <w:rFonts w:ascii="Times New Roman" w:hAnsi="Times New Roman" w:cs="Times New Roman"/>
+          <w:sz w:val="28"/>
+          <w:szCs w:val="28"/>
+        </w:rPr>
+      </w:pPr>
+      <w:r>
+        <w:rPr>
+          <w:rFonts w:ascii="Times New Roman" w:hAnsi="Times New Roman" w:cs="Times New Roman"/>
+          <w:sz w:val="28"/>
+          <w:szCs w:val="28"/>
+        </w:rPr>
+        <w:t xml:space="preserve">ГБПОУ МО </w:t>
+      </w:r>
+      <w:r>
+        <w:rPr>
+          <w:rFonts w:ascii="Times New Roman" w:hAnsi="Times New Roman" w:cs="Times New Roman"/>
+          <w:sz w:val="28"/>
+          <w:szCs w:val="28"/>
+        </w:rPr>
+        <w:t>“</w:t>
+      </w:r>
+      <w:r>
+        <w:rPr>
+          <w:rFonts w:ascii="Times New Roman" w:hAnsi="Times New Roman" w:cs="Times New Roman"/>
+          <w:sz w:val="28"/>
+          <w:szCs w:val="28"/>
+        </w:rPr>
+        <w:t>Наро-Фоминской техникум</w:t>
+      </w:r>
+      <w:r>
+        <w:rPr>
+          <w:rFonts w:ascii="Times New Roman" w:hAnsi="Times New Roman" w:cs="Times New Roman"/>
+          <w:sz w:val="28"/>
+          <w:szCs w:val="28"/>
+        </w:rPr>
+        <w:t>”</w:t>
+      </w:r>
+      <w:r>
+        <w:rPr>
+          <w:rFonts w:ascii="Times New Roman" w:hAnsi="Times New Roman" w:cs="Times New Roman"/>
+          <w:sz w:val="28"/>
+          <w:szCs w:val="28"/>
+        </w:rPr>
+        <w:t xml:space="preserve"> Корпус №2</w:t>
+      </w:r>
+    </w:p>
+    <w:p>
+      <w:pPr>
+        <w:jc w:val="center"/>
+        <w:rPr>
+          <w:rFonts w:ascii="Times New Roman" w:hAnsi="Times New Roman" w:cs="Times New Roman"/>
+          <w:sz w:val="28"/>
+          <w:szCs w:val="28"/>
+        </w:rPr>
+      </w:pPr>
+      <w:r>
+        <w:rPr>
+          <w:rFonts w:ascii="Times New Roman" w:hAnsi="Times New Roman" w:cs="Times New Roman"/>
+          <w:sz w:val="28"/>
+          <w:szCs w:val="28"/>
         </w:rPr>
         <w:t>ИСП-226П</w:t>
       </w:r>
@@ -63,301 +111,338 @@
         <w:jc w:val="center"/>
         <w:rPr>
           <w:rFonts w:ascii="Times New Roman" w:hAnsi="Times New Roman" w:cs="Times New Roman"/>
-        </w:rPr>
-      </w:pPr>
-    </w:p>
-    <w:p>
-      <w:pPr>
-        <w:jc w:val="center"/>
-        <w:rPr>
-          <w:rFonts w:ascii="Times New Roman" w:hAnsi="Times New Roman" w:cs="Times New Roman"/>
-        </w:rPr>
-      </w:pPr>
-    </w:p>
-    <w:p>
-      <w:pPr>
-        <w:jc w:val="center"/>
-        <w:rPr>
-          <w:rFonts w:ascii="Times New Roman" w:hAnsi="Times New Roman" w:cs="Times New Roman"/>
-        </w:rPr>
-      </w:pPr>
-    </w:p>
-    <w:p>
-      <w:pPr>
-        <w:jc w:val="center"/>
-        <w:rPr>
-          <w:rFonts w:ascii="Times New Roman" w:hAnsi="Times New Roman" w:cs="Times New Roman"/>
-        </w:rPr>
-      </w:pPr>
-    </w:p>
-    <w:p>
-      <w:pPr>
-        <w:jc w:val="center"/>
-        <w:rPr>
-          <w:rFonts w:ascii="Times New Roman" w:hAnsi="Times New Roman" w:cs="Times New Roman"/>
-        </w:rPr>
-      </w:pPr>
-    </w:p>
-    <w:p>
-      <w:pPr>
-        <w:jc w:val="center"/>
-        <w:rPr>
-          <w:rFonts w:ascii="Times New Roman" w:hAnsi="Times New Roman" w:cs="Times New Roman"/>
-        </w:rPr>
-      </w:pPr>
+          <w:sz w:val="28"/>
+          <w:szCs w:val="28"/>
+        </w:rPr>
+      </w:pPr>
+    </w:p>
+    <w:p>
+      <w:pPr>
+        <w:jc w:val="center"/>
+        <w:rPr>
+          <w:rFonts w:ascii="Times New Roman" w:hAnsi="Times New Roman" w:cs="Times New Roman"/>
+          <w:sz w:val="28"/>
+          <w:szCs w:val="28"/>
+        </w:rPr>
+      </w:pPr>
+    </w:p>
+    <w:p>
+      <w:pPr>
+        <w:jc w:val="center"/>
+        <w:rPr>
+          <w:rFonts w:ascii="Times New Roman" w:hAnsi="Times New Roman" w:cs="Times New Roman"/>
+          <w:sz w:val="28"/>
+          <w:szCs w:val="28"/>
+        </w:rPr>
+      </w:pPr>
+    </w:p>
+    <w:p>
+      <w:pPr>
+        <w:rPr>
+          <w:rFonts w:ascii="Times New Roman" w:hAnsi="Times New Roman" w:cs="Times New Roman"/>
+          <w:sz w:val="28"/>
+          <w:szCs w:val="28"/>
+        </w:rPr>
+      </w:pPr>
+    </w:p>
+    <w:p>
+      <w:pPr>
+        <w:rPr>
+          <w:rFonts w:ascii="Times New Roman" w:hAnsi="Times New Roman" w:cs="Times New Roman"/>
+          <w:sz w:val="28"/>
+          <w:szCs w:val="28"/>
+        </w:rPr>
+      </w:pPr>
+    </w:p>
+    <w:p>
+      <w:pPr>
+        <w:jc w:val="center"/>
+        <w:rPr>
+          <w:rFonts w:ascii="Times New Roman" w:hAnsi="Times New Roman" w:cs="Times New Roman"/>
+          <w:sz w:val="28"/>
+          <w:szCs w:val="28"/>
+        </w:rPr>
+      </w:pPr>
+      <w:r>
+        <w:rPr>
+          <w:rFonts w:ascii="Times New Roman" w:hAnsi="Times New Roman" w:cs="Times New Roman"/>
+          <w:sz w:val="28"/>
+          <w:szCs w:val="28"/>
+        </w:rPr>
+        <w:t>РЕФЕРАТ</w:t>
+      </w:r>
+    </w:p>
+    <w:p>
+      <w:pPr>
+        <w:jc w:val="center"/>
+        <w:rPr>
+          <w:rFonts w:ascii="Times New Roman" w:hAnsi="Times New Roman" w:cs="Times New Roman"/>
+          <w:sz w:val="28"/>
+          <w:szCs w:val="28"/>
+        </w:rPr>
+      </w:pPr>
+      <w:r>
+        <w:rPr>
+          <w:rFonts w:ascii="Times New Roman" w:hAnsi="Times New Roman" w:cs="Times New Roman"/>
+          <w:sz w:val="28"/>
+          <w:szCs w:val="28"/>
+        </w:rPr>
+        <w:t>На тему “ОСНОВЫ ИНФОРМАЦИОННЫХ ТЕХНОЛОГИЙ”</w:t>
+      </w:r>
+    </w:p>
+    <w:p>
+      <w:pPr>
+        <w:jc w:val="center"/>
+        <w:rPr>
+          <w:rFonts w:ascii="Times New Roman" w:hAnsi="Times New Roman" w:cs="Times New Roman"/>
+          <w:sz w:val="28"/>
+          <w:szCs w:val="28"/>
+        </w:rPr>
+      </w:pPr>
+    </w:p>
+    <w:p>
+      <w:pPr>
+        <w:jc w:val="center"/>
+        <w:rPr>
+          <w:rFonts w:ascii="Times New Roman" w:hAnsi="Times New Roman" w:cs="Times New Roman"/>
+          <w:sz w:val="28"/>
+          <w:szCs w:val="28"/>
+        </w:rPr>
+      </w:pPr>
+    </w:p>
+    <w:p>
+      <w:pPr>
+        <w:jc w:val="center"/>
+        <w:rPr>
+          <w:rFonts w:ascii="Times New Roman" w:hAnsi="Times New Roman" w:cs="Times New Roman"/>
+          <w:sz w:val="28"/>
+          <w:szCs w:val="28"/>
+        </w:rPr>
+      </w:pPr>
+    </w:p>
+    <w:p>
+      <w:pPr>
+        <w:jc w:val="center"/>
+        <w:rPr>
+          <w:rFonts w:ascii="Times New Roman" w:hAnsi="Times New Roman" w:cs="Times New Roman"/>
+          <w:sz w:val="28"/>
+          <w:szCs w:val="28"/>
+        </w:rPr>
+      </w:pPr>
+    </w:p>
+    <w:p>
+      <w:pPr>
+        <w:jc w:val="right"/>
+        <w:rPr>
+          <w:rFonts w:ascii="Times New Roman" w:hAnsi="Times New Roman" w:cs="Times New Roman"/>
+          <w:sz w:val="28"/>
+          <w:szCs w:val="28"/>
+        </w:rPr>
+      </w:pPr>
+      <w:r>
+        <w:rPr>
+          <w:rFonts w:ascii="Times New Roman" w:hAnsi="Times New Roman" w:cs="Times New Roman"/>
+          <w:sz w:val="28"/>
+          <w:szCs w:val="28"/>
+        </w:rPr>
+        <w:t>Работу выполнила:</w:t>
+      </w:r>
+    </w:p>
+    <w:p>
+      <w:pPr>
+        <w:jc w:val="right"/>
+        <w:rPr>
+          <w:rFonts w:ascii="Times New Roman" w:hAnsi="Times New Roman" w:cs="Times New Roman"/>
+          <w:sz w:val="28"/>
+          <w:szCs w:val="28"/>
+        </w:rPr>
+      </w:pPr>
+      <w:r>
+        <w:rPr>
+          <w:rFonts w:ascii="Times New Roman" w:hAnsi="Times New Roman" w:cs="Times New Roman"/>
+          <w:sz w:val="28"/>
+          <w:szCs w:val="28"/>
+        </w:rPr>
+        <w:t>Студентки 2 курса 226 группы</w:t>
+      </w:r>
+    </w:p>
+    <w:p>
+      <w:pPr>
+        <w:jc w:val="right"/>
+        <w:rPr>
+          <w:rFonts w:ascii="Times New Roman" w:hAnsi="Times New Roman" w:cs="Times New Roman"/>
+          <w:sz w:val="28"/>
+          <w:szCs w:val="28"/>
+        </w:rPr>
+      </w:pPr>
+      <w:r>
+        <w:rPr>
+          <w:rFonts w:ascii="Times New Roman" w:hAnsi="Times New Roman" w:cs="Times New Roman"/>
+          <w:sz w:val="28"/>
+          <w:szCs w:val="28"/>
+        </w:rPr>
+        <w:t>Воронина Вера Викторовна</w:t>
+      </w:r>
+    </w:p>
+    <w:p>
+      <w:pPr>
+        <w:jc w:val="right"/>
+        <w:rPr>
+          <w:rFonts w:ascii="Times New Roman" w:hAnsi="Times New Roman" w:cs="Times New Roman"/>
+          <w:sz w:val="28"/>
+          <w:szCs w:val="28"/>
+        </w:rPr>
+      </w:pPr>
+    </w:p>
+    <w:p>
+      <w:pPr>
+        <w:jc w:val="right"/>
+        <w:rPr>
+          <w:rFonts w:ascii="Times New Roman" w:hAnsi="Times New Roman" w:cs="Times New Roman"/>
+          <w:sz w:val="28"/>
+          <w:szCs w:val="28"/>
+        </w:rPr>
+      </w:pPr>
+    </w:p>
+    <w:p>
+      <w:pPr>
+        <w:jc w:val="right"/>
+        <w:rPr>
+          <w:rFonts w:ascii="Times New Roman" w:hAnsi="Times New Roman" w:cs="Times New Roman"/>
+          <w:sz w:val="28"/>
+          <w:szCs w:val="28"/>
+        </w:rPr>
+      </w:pPr>
+      <w:r>
+        <w:rPr>
+          <w:rFonts w:ascii="Times New Roman" w:hAnsi="Times New Roman" w:cs="Times New Roman"/>
+          <w:sz w:val="28"/>
+          <w:szCs w:val="28"/>
+        </w:rPr>
+        <w:t>Работу проверил:</w:t>
+      </w:r>
+    </w:p>
+    <w:p>
+      <w:pPr>
+        <w:jc w:val="right"/>
+        <w:rPr>
+          <w:rFonts w:ascii="Times New Roman" w:hAnsi="Times New Roman" w:cs="Times New Roman"/>
+          <w:sz w:val="28"/>
+          <w:szCs w:val="28"/>
+        </w:rPr>
+      </w:pPr>
+      <w:r>
+        <w:rPr>
+          <w:rFonts w:ascii="Times New Roman" w:hAnsi="Times New Roman" w:cs="Times New Roman"/>
+          <w:sz w:val="28"/>
+          <w:szCs w:val="28"/>
+        </w:rPr>
+        <w:t>Преподаватель</w:t>
+      </w:r>
+    </w:p>
+    <w:p>
+      <w:pPr>
+        <w:jc w:val="right"/>
+        <w:rPr>
+          <w:rFonts w:ascii="Times New Roman" w:hAnsi="Times New Roman" w:cs="Times New Roman"/>
+          <w:sz w:val="28"/>
+          <w:szCs w:val="28"/>
+        </w:rPr>
+      </w:pPr>
+      <w:proofErr w:type="spellStart"/>
+      <w:r>
+        <w:rPr>
+          <w:rFonts w:ascii="Times New Roman" w:hAnsi="Times New Roman" w:cs="Times New Roman"/>
+          <w:sz w:val="28"/>
+          <w:szCs w:val="28"/>
+        </w:rPr>
+        <w:t>Германчук</w:t>
+      </w:r>
+      <w:proofErr w:type="spellEnd"/>
+      <w:r>
+        <w:rPr>
+          <w:rFonts w:ascii="Times New Roman" w:hAnsi="Times New Roman" w:cs="Times New Roman"/>
+          <w:sz w:val="28"/>
+          <w:szCs w:val="28"/>
+        </w:rPr>
+        <w:t xml:space="preserve"> Ма</w:t>
+      </w:r>
+      <w:r>
+        <w:rPr>
+          <w:rFonts w:ascii="Times New Roman" w:hAnsi="Times New Roman" w:cs="Times New Roman"/>
+          <w:sz w:val="28"/>
+          <w:szCs w:val="28"/>
+        </w:rPr>
+        <w:t>кси</w:t>
+      </w:r>
+      <w:r>
+        <w:rPr>
+          <w:rFonts w:ascii="Times New Roman" w:hAnsi="Times New Roman" w:cs="Times New Roman"/>
+          <w:sz w:val="28"/>
+          <w:szCs w:val="28"/>
+        </w:rPr>
+        <w:t>м Дмитриевич</w:t>
+      </w:r>
+    </w:p>
+    <w:p>
+      <w:pPr>
+        <w:jc w:val="right"/>
+        <w:rPr>
+          <w:rFonts w:ascii="Times New Roman" w:hAnsi="Times New Roman" w:cs="Times New Roman"/>
+          <w:sz w:val="28"/>
+          <w:szCs w:val="28"/>
+        </w:rPr>
+      </w:pPr>
+    </w:p>
+    <w:p>
+      <w:pPr>
+        <w:rPr>
+          <w:rFonts w:ascii="Times New Roman" w:hAnsi="Times New Roman" w:cs="Times New Roman"/>
+          <w:sz w:val="28"/>
+          <w:szCs w:val="28"/>
+        </w:rPr>
+      </w:pPr>
+    </w:p>
+    <w:p>
+      <w:pPr>
+        <w:rPr>
+          <w:rFonts w:ascii="Times New Roman" w:hAnsi="Times New Roman" w:cs="Times New Roman"/>
+          <w:sz w:val="28"/>
+          <w:szCs w:val="28"/>
+        </w:rPr>
+      </w:pPr>
+    </w:p>
+    <w:p>
+      <w:pPr>
+        <w:jc w:val="right"/>
+        <w:rPr>
+          <w:rFonts w:ascii="Times New Roman" w:hAnsi="Times New Roman" w:cs="Times New Roman"/>
+          <w:sz w:val="28"/>
+          <w:szCs w:val="28"/>
+        </w:rPr>
+      </w:pPr>
+    </w:p>
+    <w:p>
+      <w:pPr>
+        <w:jc w:val="center"/>
+        <w:rPr>
+          <w:rFonts w:ascii="Times New Roman" w:hAnsi="Times New Roman" w:cs="Times New Roman"/>
+          <w:sz w:val="28"/>
+          <w:szCs w:val="28"/>
+        </w:rPr>
+      </w:pPr>
+      <w:r>
+        <w:rPr>
+          <w:rFonts w:ascii="Times New Roman" w:hAnsi="Times New Roman" w:cs="Times New Roman"/>
+          <w:sz w:val="28"/>
+          <w:szCs w:val="28"/>
+        </w:rPr>
+        <w:t>Москва - 2026</w:t>
+      </w:r>
+    </w:p>
+    <w:p>
       <w:bookmarkStart w:id="0" w:name="_GoBack"/>
-    </w:p>
-    <w:bookmarkEnd w:id="0"/>
-    <w:p>
-      <w:pPr>
-        <w:jc w:val="center"/>
-        <w:rPr>
-          <w:rFonts w:ascii="Times New Roman" w:hAnsi="Times New Roman" w:cs="Times New Roman"/>
-        </w:rPr>
-      </w:pPr>
-      <w:r>
-        <w:rPr>
-          <w:rFonts w:ascii="Times New Roman" w:hAnsi="Times New Roman" w:cs="Times New Roman"/>
-        </w:rPr>
-        <w:t>РЕФЕРАТ</w:t>
-      </w:r>
-    </w:p>
-    <w:p>
-      <w:pPr>
-        <w:jc w:val="center"/>
-        <w:rPr>
-          <w:rFonts w:ascii="Times New Roman" w:hAnsi="Times New Roman" w:cs="Times New Roman"/>
-        </w:rPr>
-      </w:pPr>
-      <w:r>
-        <w:rPr>
-          <w:rFonts w:ascii="Times New Roman" w:hAnsi="Times New Roman" w:cs="Times New Roman"/>
-        </w:rPr>
-        <w:t>На тему “ОСНОВЫ ИНФОРМАЦИОННЫХ ТЕХНОЛОГИЙ”</w:t>
-      </w:r>
-    </w:p>
-    <w:p>
-      <w:pPr>
-        <w:jc w:val="center"/>
-        <w:rPr>
-          <w:rFonts w:ascii="Times New Roman" w:hAnsi="Times New Roman" w:cs="Times New Roman"/>
-        </w:rPr>
-      </w:pPr>
-    </w:p>
-    <w:p>
-      <w:pPr>
-        <w:jc w:val="center"/>
-        <w:rPr>
-          <w:rFonts w:ascii="Times New Roman" w:hAnsi="Times New Roman" w:cs="Times New Roman"/>
-        </w:rPr>
-      </w:pPr>
-    </w:p>
-    <w:p>
-      <w:pPr>
-        <w:jc w:val="center"/>
-        <w:rPr>
-          <w:rFonts w:ascii="Times New Roman" w:hAnsi="Times New Roman" w:cs="Times New Roman"/>
-        </w:rPr>
-      </w:pPr>
-    </w:p>
-    <w:p>
-      <w:pPr>
-        <w:jc w:val="center"/>
-        <w:rPr>
-          <w:rFonts w:ascii="Times New Roman" w:hAnsi="Times New Roman" w:cs="Times New Roman"/>
-        </w:rPr>
-      </w:pPr>
-    </w:p>
-    <w:p>
-      <w:pPr>
-        <w:jc w:val="right"/>
-        <w:rPr>
-          <w:rFonts w:ascii="Times New Roman" w:hAnsi="Times New Roman" w:cs="Times New Roman"/>
-        </w:rPr>
-      </w:pPr>
-      <w:r>
-        <w:rPr>
-          <w:rFonts w:ascii="Times New Roman" w:hAnsi="Times New Roman" w:cs="Times New Roman"/>
-        </w:rPr>
-        <w:t>Работу выполнил(-а):</w:t>
-      </w:r>
-    </w:p>
-    <w:p>
-      <w:pPr>
-        <w:jc w:val="right"/>
-        <w:rPr>
-          <w:rFonts w:ascii="Times New Roman" w:hAnsi="Times New Roman" w:cs="Times New Roman"/>
-        </w:rPr>
-      </w:pPr>
-      <w:r>
-        <w:rPr>
-          <w:rFonts w:ascii="Times New Roman" w:hAnsi="Times New Roman" w:cs="Times New Roman"/>
-        </w:rPr>
-        <w:t>Студент 2 курса 226 группы</w:t>
-      </w:r>
-    </w:p>
-    <w:p>
-      <w:pPr>
-        <w:jc w:val="right"/>
-        <w:rPr>
-          <w:rFonts w:ascii="Times New Roman" w:hAnsi="Times New Roman" w:cs="Times New Roman"/>
-        </w:rPr>
-      </w:pPr>
-      <w:r>
-        <w:rPr>
-          <w:rFonts w:ascii="Times New Roman" w:hAnsi="Times New Roman" w:cs="Times New Roman"/>
-        </w:rPr>
-        <w:t>Воронина Вера Викторовна</w:t>
-      </w:r>
-    </w:p>
-    <w:p>
-      <w:pPr>
-        <w:jc w:val="right"/>
-        <w:rPr>
-          <w:rFonts w:ascii="Times New Roman" w:hAnsi="Times New Roman" w:cs="Times New Roman"/>
-        </w:rPr>
-      </w:pPr>
-    </w:p>
-    <w:p>
-      <w:pPr>
-        <w:jc w:val="right"/>
-        <w:rPr>
-          <w:rFonts w:ascii="Times New Roman" w:hAnsi="Times New Roman" w:cs="Times New Roman"/>
-        </w:rPr>
-      </w:pPr>
-    </w:p>
-    <w:p>
-      <w:pPr>
-        <w:jc w:val="right"/>
-        <w:rPr>
-          <w:rFonts w:ascii="Times New Roman" w:hAnsi="Times New Roman" w:cs="Times New Roman"/>
-        </w:rPr>
-      </w:pPr>
-      <w:r>
-        <w:rPr>
-          <w:rFonts w:ascii="Times New Roman" w:hAnsi="Times New Roman" w:cs="Times New Roman"/>
-        </w:rPr>
-        <w:t>Работу проверил:</w:t>
-      </w:r>
-    </w:p>
-    <w:p>
-      <w:pPr>
-        <w:jc w:val="right"/>
-        <w:rPr>
-          <w:rFonts w:ascii="Times New Roman" w:hAnsi="Times New Roman" w:cs="Times New Roman"/>
-        </w:rPr>
-      </w:pPr>
-      <w:r>
-        <w:rPr>
-          <w:rFonts w:ascii="Times New Roman" w:hAnsi="Times New Roman" w:cs="Times New Roman"/>
-        </w:rPr>
-        <w:t>Преподаватель</w:t>
-      </w:r>
-    </w:p>
-    <w:p>
-      <w:pPr>
-        <w:jc w:val="right"/>
-        <w:rPr>
-          <w:rFonts w:ascii="Times New Roman" w:hAnsi="Times New Roman" w:cs="Times New Roman"/>
-        </w:rPr>
-      </w:pPr>
-      <w:proofErr w:type="spellStart"/>
-      <w:r>
-        <w:rPr>
-          <w:rFonts w:ascii="Times New Roman" w:hAnsi="Times New Roman" w:cs="Times New Roman"/>
-        </w:rPr>
-        <w:t>Германчук</w:t>
-      </w:r>
-      <w:proofErr w:type="spellEnd"/>
-      <w:r>
-        <w:rPr>
-          <w:rFonts w:ascii="Times New Roman" w:hAnsi="Times New Roman" w:cs="Times New Roman"/>
-        </w:rPr>
-        <w:t xml:space="preserve"> </w:t>
-      </w:r>
-      <w:proofErr w:type="spellStart"/>
-      <w:r>
-        <w:rPr>
-          <w:rFonts w:ascii="Times New Roman" w:hAnsi="Times New Roman" w:cs="Times New Roman"/>
-        </w:rPr>
-        <w:t>Маским</w:t>
-      </w:r>
-      <w:proofErr w:type="spellEnd"/>
-      <w:r>
-        <w:rPr>
-          <w:rFonts w:ascii="Times New Roman" w:hAnsi="Times New Roman" w:cs="Times New Roman"/>
-        </w:rPr>
-        <w:t xml:space="preserve"> Дмитриевич</w:t>
-      </w:r>
-    </w:p>
-    <w:p>
-      <w:pPr>
-        <w:jc w:val="right"/>
-        <w:rPr>
-          <w:rFonts w:ascii="Times New Roman" w:hAnsi="Times New Roman" w:cs="Times New Roman"/>
-        </w:rPr>
-      </w:pPr>
-    </w:p>
-    <w:p>
-      <w:pPr>
-        <w:jc w:val="right"/>
-        <w:rPr>
-          <w:rFonts w:ascii="Times New Roman" w:hAnsi="Times New Roman" w:cs="Times New Roman"/>
-        </w:rPr>
-      </w:pPr>
-    </w:p>
-    <w:p>
-      <w:pPr>
-        <w:jc w:val="right"/>
-        <w:rPr>
-          <w:rFonts w:ascii="Times New Roman" w:hAnsi="Times New Roman" w:cs="Times New Roman"/>
-        </w:rPr>
-      </w:pPr>
-    </w:p>
-    <w:p>
-      <w:pPr>
-        <w:jc w:val="right"/>
-        <w:rPr>
-          <w:rFonts w:ascii="Times New Roman" w:hAnsi="Times New Roman" w:cs="Times New Roman"/>
-        </w:rPr>
-      </w:pPr>
-    </w:p>
-    <w:p>
-      <w:pPr>
-        <w:jc w:val="right"/>
-        <w:rPr>
-          <w:rFonts w:ascii="Times New Roman" w:hAnsi="Times New Roman" w:cs="Times New Roman"/>
-        </w:rPr>
-      </w:pPr>
-    </w:p>
-    <w:p>
-      <w:pPr>
-        <w:rPr>
-          <w:rFonts w:ascii="Times New Roman" w:hAnsi="Times New Roman" w:cs="Times New Roman"/>
-        </w:rPr>
-      </w:pPr>
-    </w:p>
-    <w:p>
-      <w:pPr>
-        <w:jc w:val="right"/>
-        <w:rPr>
-          <w:rFonts w:ascii="Times New Roman" w:hAnsi="Times New Roman" w:cs="Times New Roman"/>
-        </w:rPr>
-      </w:pPr>
-    </w:p>
-    <w:p>
-      <w:pPr>
-        <w:jc w:val="center"/>
-        <w:rPr>
-          <w:rFonts w:ascii="Times New Roman" w:hAnsi="Times New Roman" w:cs="Times New Roman"/>
-        </w:rPr>
-      </w:pPr>
-      <w:r>
-        <w:rPr>
-          <w:rFonts w:ascii="Times New Roman" w:hAnsi="Times New Roman" w:cs="Times New Roman"/>
-        </w:rPr>
-        <w:t>Москва - 2026</w:t>
-      </w:r>
+      <w:bookmarkEnd w:id="0"/>
     </w:p>
     <w:sectPr>
       <w:pgSz w:w="11906" w:h="16838"/>
@@ -762,6 +847,7 @@
   <w:style w:type="paragraph" w:default="1" w:styleId="a">
     <w:name w:val="Normal"/>
     <w:qFormat/>
+    <w:rsid w:val="00DD2DCA"/>
   </w:style>
   <w:style w:type="character" w:default="1" w:styleId="a0">
     <w:name w:val="Default Paragraph Font"/>
